--- a/downloads/fiches/bts_notariat_fiche_evaluation.docx
+++ b/downloads/fiches/bts_notariat_fiche_evaluation.docx
@@ -11,8 +11,9 @@
           <w:b/>
           <w:color w:val="1F4E79"/>
           <w:sz w:val="32"/>
+          <w:lang w:val="fr-FR" w:eastAsia="fr-FR" w:bidi="fr-FR"/>
         </w:rPr>
-        <w:t>Fiche d'evaluation reconstituee - BTS Notariat</w:t>
+        <w:t>Fiche d'évaluation reconstituée - BTS Notariat</w:t>
       </w:r>
     </w:p>
     <w:p>
@@ -23,8 +24,9 @@
         <w:rPr>
           <w:i/>
           <w:sz w:val="21"/>
+          <w:lang w:val="fr-FR" w:eastAsia="fr-FR" w:bidi="fr-FR"/>
         </w:rPr>
-        <w:t>Support evalue : Conduite et presentation d'activites professionnelles | Modalite : CCF</w:t>
+        <w:t>Support évalué : Compte rendu / presentation d'activités professionnelles | Modalité : CCF</w:t>
       </w:r>
     </w:p>
     <w:p>
@@ -35,8 +37,9 @@
         <w:rPr>
           <w:b/>
           <w:color w:val="4F81BD"/>
+          <w:lang w:val="fr-FR" w:eastAsia="fr-FR" w:bidi="fr-FR"/>
         </w:rPr>
-        <w:t>Fiche inspiree d'une grille publique</w:t>
+        <w:t>Fiche inspirée d'une grille publique</w:t>
       </w:r>
     </w:p>
     <w:p>
@@ -46,8 +49,9 @@
       <w:r>
         <w:rPr>
           <w:i/>
+          <w:lang w:val="fr-FR" w:eastAsia="fr-FR" w:bidi="fr-FR"/>
         </w:rPr>
-        <w:t>Cette fiche est une reconstitution de travail a partir des sources publiques reperees au 28/04/2026. Elle ne remplace pas un formulaire national opposable lorsqu'une grille officielle complete existe par ailleurs.</w:t>
+        <w:t>Cette fiche est une reconstitution de travail à partir des sources publiques repérées au 2026-05-06. Elle ne remplace pas un formulaire national opposable lorsqu'une grille officielle complète existe par ailleurs.</w:t>
       </w:r>
     </w:p>
     <w:tbl>
@@ -74,6 +78,7 @@
             <w:r>
               <w:rPr>
                 <w:b/>
+                <w:lang w:val="fr-FR" w:eastAsia="fr-FR" w:bidi="fr-FR"/>
               </w:rPr>
               <w:t>BTS</w:t>
             </w:r>
@@ -86,6 +91,9 @@
           </w:tcPr>
           <w:p>
             <w:r>
+              <w:rPr>
+                <w:lang w:val="fr-FR" w:eastAsia="fr-FR" w:bidi="fr-FR"/>
+              </w:rPr>
               <w:t>BTS Notariat</w:t>
             </w:r>
           </w:p>
@@ -100,8 +108,9 @@
             <w:r>
               <w:rPr>
                 <w:b/>
+                <w:lang w:val="fr-FR" w:eastAsia="fr-FR" w:bidi="fr-FR"/>
               </w:rPr>
-              <w:t>Modalite</w:t>
+              <w:t>Modalité</w:t>
             </w:r>
           </w:p>
         </w:tc>
@@ -112,6 +121,9 @@
           </w:tcPr>
           <w:p>
             <w:r>
+              <w:rPr>
+                <w:lang w:val="fr-FR" w:eastAsia="fr-FR" w:bidi="fr-FR"/>
+              </w:rPr>
               <w:t>CCF</w:t>
             </w:r>
           </w:p>
@@ -128,6 +140,7 @@
             <w:r>
               <w:rPr>
                 <w:b/>
+                <w:lang w:val="fr-FR" w:eastAsia="fr-FR" w:bidi="fr-FR"/>
               </w:rPr>
               <w:t>Option</w:t>
             </w:r>
@@ -140,7 +153,10 @@
           </w:tcPr>
           <w:p>
             <w:r>
-              <w:t>Sans option specifiee</w:t>
+              <w:rPr>
+                <w:lang w:val="fr-FR" w:eastAsia="fr-FR" w:bidi="fr-FR"/>
+              </w:rPr>
+              <w:t>Sans option spécifiée</w:t>
             </w:r>
           </w:p>
         </w:tc>
@@ -154,6 +170,7 @@
             <w:r>
               <w:rPr>
                 <w:b/>
+                <w:lang w:val="fr-FR" w:eastAsia="fr-FR" w:bidi="fr-FR"/>
               </w:rPr>
               <w:t>Statut documentaire</w:t>
             </w:r>
@@ -166,6 +183,9 @@
           </w:tcPr>
           <w:p>
             <w:r>
+              <w:rPr>
+                <w:lang w:val="fr-FR" w:eastAsia="fr-FR" w:bidi="fr-FR"/>
+              </w:rPr>
               <w:t>CCF confirme</w:t>
             </w:r>
           </w:p>
@@ -182,6 +202,7 @@
             <w:r>
               <w:rPr>
                 <w:b/>
+                <w:lang w:val="fr-FR" w:eastAsia="fr-FR" w:bidi="fr-FR"/>
               </w:rPr>
               <w:t>Support</w:t>
             </w:r>
@@ -194,7 +215,10 @@
           </w:tcPr>
           <w:p>
             <w:r>
-              <w:t>Conduite et presentation d'activites professionnelles</w:t>
+              <w:rPr>
+                <w:lang w:val="fr-FR" w:eastAsia="fr-FR" w:bidi="fr-FR"/>
+              </w:rPr>
+              <w:t>Compte rendu / presentation d'activités professionnelles</w:t>
             </w:r>
           </w:p>
         </w:tc>
@@ -208,8 +232,9 @@
             <w:r>
               <w:rPr>
                 <w:b/>
+                <w:lang w:val="fr-FR" w:eastAsia="fr-FR" w:bidi="fr-FR"/>
               </w:rPr>
-              <w:t>Epreuve</w:t>
+              <w:t>Épreuve</w:t>
             </w:r>
           </w:p>
         </w:tc>
@@ -220,7 +245,10 @@
           </w:tcPr>
           <w:p>
             <w:r>
-              <w:t>E6 Conduite et presentation d'activites professionnelles</w:t>
+              <w:rPr>
+                <w:lang w:val="fr-FR" w:eastAsia="fr-FR" w:bidi="fr-FR"/>
+              </w:rPr>
+              <w:t>U6 | E6 Conduite et presentation d'activités professionnelles</w:t>
             </w:r>
           </w:p>
         </w:tc>
@@ -236,8 +264,9 @@
             <w:r>
               <w:rPr>
                 <w:b/>
+                <w:lang w:val="fr-FR" w:eastAsia="fr-FR" w:bidi="fr-FR"/>
               </w:rPr>
-              <w:t>Voies / modalites</w:t>
+              <w:t>Voies / modalités</w:t>
             </w:r>
           </w:p>
         </w:tc>
@@ -248,7 +277,10 @@
           </w:tcPr>
           <w:p>
             <w:r>
-              <w:t>Voie scolaire publique / privee sous contrat, apprentis habilites et FPC publique habilitee : CCF 2 situations ; autres : ponctuel oral.</w:t>
+              <w:rPr>
+                <w:lang w:val="fr-FR" w:eastAsia="fr-FR" w:bidi="fr-FR"/>
+              </w:rPr>
+              <w:t>CCF confirme</w:t>
             </w:r>
           </w:p>
         </w:tc>
@@ -262,6 +294,7 @@
             <w:r>
               <w:rPr>
                 <w:b/>
+                <w:lang w:val="fr-FR" w:eastAsia="fr-FR" w:bidi="fr-FR"/>
               </w:rPr>
               <w:t>Niveau de reconstitution</w:t>
             </w:r>
@@ -274,7 +307,10 @@
           </w:tcPr>
           <w:p>
             <w:r>
-              <w:t>Fiche inspiree d'une grille publique</w:t>
+              <w:rPr>
+                <w:lang w:val="fr-FR" w:eastAsia="fr-FR" w:bidi="fr-FR"/>
+              </w:rPr>
+              <w:t>Fiche inspirée d'une grille publique</w:t>
             </w:r>
           </w:p>
         </w:tc>
@@ -290,8 +326,9 @@
             <w:r>
               <w:rPr>
                 <w:b/>
+                <w:lang w:val="fr-FR" w:eastAsia="fr-FR" w:bidi="fr-FR"/>
               </w:rPr>
-              <w:t>Sources modele</w:t>
+              <w:t>Sources modèle</w:t>
             </w:r>
           </w:p>
         </w:tc>
@@ -302,7 +339,10 @@
           </w:tcPr>
           <w:p>
             <w:r>
-              <w:t>Je n'ai pas retrouve de grille publique separee pour l'ancien BTS Notariat 2007. Le lien de grille actuelle pointe vers le BTS Collaborateur juriste notarial, successeur du diplome.</w:t>
+              <w:rPr>
+                <w:lang w:val="fr-FR" w:eastAsia="fr-FR" w:bidi="fr-FR"/>
+              </w:rPr>
+              <w:t>Je n'ai pas retrouvé de grille publique separee pour l'ancien BTS Notariat 2007. Le lien de grille actuelle pointe vers le BTS Collaborateur juriste notarial, successeur du diplome.</w:t>
             </w:r>
           </w:p>
         </w:tc>
@@ -316,6 +356,7 @@
             <w:r>
               <w:rPr>
                 <w:b/>
+                <w:lang w:val="fr-FR" w:eastAsia="fr-FR" w:bidi="fr-FR"/>
               </w:rPr>
               <w:t>Document jury</w:t>
             </w:r>
@@ -328,6 +369,9 @@
           </w:tcPr>
           <w:p>
             <w:r>
+              <w:rPr>
+                <w:lang w:val="fr-FR" w:eastAsia="fr-FR" w:bidi="fr-FR"/>
+              </w:rPr>
               <w:t>https://www.education.gouv.fr/bo/2007/22/MENS0753465A.htm</w:t>
             </w:r>
           </w:p>
@@ -339,8 +383,9 @@
       <w:r>
         <w:rPr>
           <w:b/>
+          <w:lang w:val="fr-FR" w:eastAsia="fr-FR" w:bidi="fr-FR"/>
         </w:rPr>
-        <w:t>Echelle de positionnement conseillee</w:t>
+        <w:t>Échelle de positionnement conseillée</w:t>
       </w:r>
     </w:p>
     <w:tbl>
@@ -366,6 +411,7 @@
             <w:r>
               <w:rPr>
                 <w:b/>
+                <w:lang w:val="fr-FR" w:eastAsia="fr-FR" w:bidi="fr-FR"/>
               </w:rPr>
               <w:t>NA</w:t>
             </w:r>
@@ -380,6 +426,7 @@
             <w:r>
               <w:rPr>
                 <w:b/>
+                <w:lang w:val="fr-FR" w:eastAsia="fr-FR" w:bidi="fr-FR"/>
               </w:rPr>
               <w:t>PA</w:t>
             </w:r>
@@ -394,6 +441,7 @@
             <w:r>
               <w:rPr>
                 <w:b/>
+                <w:lang w:val="fr-FR" w:eastAsia="fr-FR" w:bidi="fr-FR"/>
               </w:rPr>
               <w:t>A</w:t>
             </w:r>
@@ -408,6 +456,7 @@
             <w:r>
               <w:rPr>
                 <w:b/>
+                <w:lang w:val="fr-FR" w:eastAsia="fr-FR" w:bidi="fr-FR"/>
               </w:rPr>
               <w:t>TB</w:t>
             </w:r>
@@ -421,6 +470,9 @@
           </w:tcPr>
           <w:p>
             <w:r>
+              <w:rPr>
+                <w:lang w:val="fr-FR" w:eastAsia="fr-FR" w:bidi="fr-FR"/>
+              </w:rPr>
               <w:t>Non observable / non acquis</w:t>
             </w:r>
           </w:p>
@@ -431,6 +483,9 @@
           </w:tcPr>
           <w:p>
             <w:r>
+              <w:rPr>
+                <w:lang w:val="fr-FR" w:eastAsia="fr-FR" w:bidi="fr-FR"/>
+              </w:rPr>
               <w:t>Partiellement acquis</w:t>
             </w:r>
           </w:p>
@@ -441,6 +496,9 @@
           </w:tcPr>
           <w:p>
             <w:r>
+              <w:rPr>
+                <w:lang w:val="fr-FR" w:eastAsia="fr-FR" w:bidi="fr-FR"/>
+              </w:rPr>
               <w:t>Acquis</w:t>
             </w:r>
           </w:p>
@@ -451,7 +509,10 @@
           </w:tcPr>
           <w:p>
             <w:r>
-              <w:t>Tres bien acquis</w:t>
+              <w:rPr>
+                <w:lang w:val="fr-FR" w:eastAsia="fr-FR" w:bidi="fr-FR"/>
+              </w:rPr>
+              <w:t>Très bien acquis</w:t>
             </w:r>
           </w:p>
         </w:tc>
@@ -462,8 +523,9 @@
       <w:r>
         <w:rPr>
           <w:b/>
+          <w:lang w:val="fr-FR" w:eastAsia="fr-FR" w:bidi="fr-FR"/>
         </w:rPr>
-        <w:t>Grille d'evaluation</w:t>
+        <w:t>Grille d'évaluation</w:t>
       </w:r>
     </w:p>
     <w:tbl>
@@ -500,8 +562,9 @@
               <w:rPr>
                 <w:b/>
                 <w:sz w:val="19"/>
+                <w:lang w:val="fr-FR" w:eastAsia="fr-FR" w:bidi="fr-FR"/>
               </w:rPr>
-              <w:t>Critere evalue</w:t>
+              <w:t>Critère évalué</w:t>
             </w:r>
           </w:p>
         </w:tc>
@@ -519,6 +582,7 @@
               <w:rPr>
                 <w:b/>
                 <w:sz w:val="19"/>
+                <w:lang w:val="fr-FR" w:eastAsia="fr-FR" w:bidi="fr-FR"/>
               </w:rPr>
               <w:t>Indicateurs observables / questions d'appui</w:t>
             </w:r>
@@ -538,6 +602,7 @@
               <w:rPr>
                 <w:b/>
                 <w:sz w:val="19"/>
+                <w:lang w:val="fr-FR" w:eastAsia="fr-FR" w:bidi="fr-FR"/>
               </w:rPr>
               <w:t>NA</w:t>
             </w:r>
@@ -557,6 +622,7 @@
               <w:rPr>
                 <w:b/>
                 <w:sz w:val="19"/>
+                <w:lang w:val="fr-FR" w:eastAsia="fr-FR" w:bidi="fr-FR"/>
               </w:rPr>
               <w:t>PA</w:t>
             </w:r>
@@ -576,6 +642,7 @@
               <w:rPr>
                 <w:b/>
                 <w:sz w:val="19"/>
+                <w:lang w:val="fr-FR" w:eastAsia="fr-FR" w:bidi="fr-FR"/>
               </w:rPr>
               <w:t>A</w:t>
             </w:r>
@@ -595,6 +662,7 @@
               <w:rPr>
                 <w:b/>
                 <w:sz w:val="19"/>
+                <w:lang w:val="fr-FR" w:eastAsia="fr-FR" w:bidi="fr-FR"/>
               </w:rPr>
               <w:t>TB</w:t>
             </w:r>
@@ -614,6 +682,7 @@
               <w:rPr>
                 <w:b/>
                 <w:sz w:val="19"/>
+                <w:lang w:val="fr-FR" w:eastAsia="fr-FR" w:bidi="fr-FR"/>
               </w:rPr>
               <w:t>Observations</w:t>
             </w:r>
@@ -631,7 +700,10 @@
               <w:spacing w:after="0"/>
             </w:pPr>
             <w:r>
-              <w:t>Maitrise de la communication ecrite</w:t>
+              <w:rPr>
+                <w:lang w:val="fr-FR" w:eastAsia="fr-FR" w:bidi="fr-FR"/>
+              </w:rPr>
+              <w:t>Maîtrise de la communication ecrite</w:t>
             </w:r>
           </w:p>
         </w:tc>
@@ -645,7 +717,10 @@
               <w:spacing w:after="0"/>
             </w:pPr>
             <w:r>
-              <w:t>Expression claire, structuree, argumentee et adaptee au questionnement du jury.</w:t>
+              <w:rPr>
+                <w:lang w:val="fr-FR" w:eastAsia="fr-FR" w:bidi="fr-FR"/>
+              </w:rPr>
+              <w:t>Expression claire, structurée, argumentée et adaptée au questionnement du jury.</w:t>
             </w:r>
           </w:p>
         </w:tc>
@@ -659,7 +734,11 @@
               <w:spacing w:after="0"/>
               <w:jc w:val="center"/>
             </w:pPr>
-            <w:r/>
+            <w:r>
+              <w:rPr>
+                <w:lang w:val="fr-FR" w:eastAsia="fr-FR" w:bidi="fr-FR"/>
+              </w:rPr>
+            </w:r>
           </w:p>
         </w:tc>
         <w:tc>
@@ -672,7 +751,11 @@
               <w:spacing w:after="0"/>
               <w:jc w:val="center"/>
             </w:pPr>
-            <w:r/>
+            <w:r>
+              <w:rPr>
+                <w:lang w:val="fr-FR" w:eastAsia="fr-FR" w:bidi="fr-FR"/>
+              </w:rPr>
+            </w:r>
           </w:p>
         </w:tc>
         <w:tc>
@@ -685,7 +768,11 @@
               <w:spacing w:after="0"/>
               <w:jc w:val="center"/>
             </w:pPr>
-            <w:r/>
+            <w:r>
+              <w:rPr>
+                <w:lang w:val="fr-FR" w:eastAsia="fr-FR" w:bidi="fr-FR"/>
+              </w:rPr>
+            </w:r>
           </w:p>
         </w:tc>
         <w:tc>
@@ -698,7 +785,11 @@
               <w:spacing w:after="0"/>
               <w:jc w:val="center"/>
             </w:pPr>
-            <w:r/>
+            <w:r>
+              <w:rPr>
+                <w:lang w:val="fr-FR" w:eastAsia="fr-FR" w:bidi="fr-FR"/>
+              </w:rPr>
+            </w:r>
           </w:p>
         </w:tc>
         <w:tc>
@@ -710,7 +801,11 @@
             <w:pPr>
               <w:spacing w:after="0"/>
             </w:pPr>
-            <w:r/>
+            <w:r>
+              <w:rPr>
+                <w:lang w:val="fr-FR" w:eastAsia="fr-FR" w:bidi="fr-FR"/>
+              </w:rPr>
+            </w:r>
           </w:p>
         </w:tc>
       </w:tr>
@@ -725,7 +820,10 @@
               <w:spacing w:after="0"/>
             </w:pPr>
             <w:r>
-              <w:t>maitrise de la communication orale</w:t>
+              <w:rPr>
+                <w:lang w:val="fr-FR" w:eastAsia="fr-FR" w:bidi="fr-FR"/>
+              </w:rPr>
+              <w:t>maîtrise de la communication orale</w:t>
             </w:r>
           </w:p>
         </w:tc>
@@ -739,7 +837,10 @@
               <w:spacing w:after="0"/>
             </w:pPr>
             <w:r>
-              <w:t>Expression claire, structuree, argumentee et adaptee au questionnement du jury.</w:t>
+              <w:rPr>
+                <w:lang w:val="fr-FR" w:eastAsia="fr-FR" w:bidi="fr-FR"/>
+              </w:rPr>
+              <w:t>Expression claire, structurée, argumentée et adaptée au questionnement du jury.</w:t>
             </w:r>
           </w:p>
         </w:tc>
@@ -753,7 +854,11 @@
               <w:spacing w:after="0"/>
               <w:jc w:val="center"/>
             </w:pPr>
-            <w:r/>
+            <w:r>
+              <w:rPr>
+                <w:lang w:val="fr-FR" w:eastAsia="fr-FR" w:bidi="fr-FR"/>
+              </w:rPr>
+            </w:r>
           </w:p>
         </w:tc>
         <w:tc>
@@ -766,7 +871,11 @@
               <w:spacing w:after="0"/>
               <w:jc w:val="center"/>
             </w:pPr>
-            <w:r/>
+            <w:r>
+              <w:rPr>
+                <w:lang w:val="fr-FR" w:eastAsia="fr-FR" w:bidi="fr-FR"/>
+              </w:rPr>
+            </w:r>
           </w:p>
         </w:tc>
         <w:tc>
@@ -779,7 +888,11 @@
               <w:spacing w:after="0"/>
               <w:jc w:val="center"/>
             </w:pPr>
-            <w:r/>
+            <w:r>
+              <w:rPr>
+                <w:lang w:val="fr-FR" w:eastAsia="fr-FR" w:bidi="fr-FR"/>
+              </w:rPr>
+            </w:r>
           </w:p>
         </w:tc>
         <w:tc>
@@ -792,7 +905,11 @@
               <w:spacing w:after="0"/>
               <w:jc w:val="center"/>
             </w:pPr>
-            <w:r/>
+            <w:r>
+              <w:rPr>
+                <w:lang w:val="fr-FR" w:eastAsia="fr-FR" w:bidi="fr-FR"/>
+              </w:rPr>
+            </w:r>
           </w:p>
         </w:tc>
         <w:tc>
@@ -804,7 +921,11 @@
             <w:pPr>
               <w:spacing w:after="0"/>
             </w:pPr>
-            <w:r/>
+            <w:r>
+              <w:rPr>
+                <w:lang w:val="fr-FR" w:eastAsia="fr-FR" w:bidi="fr-FR"/>
+              </w:rPr>
+            </w:r>
           </w:p>
         </w:tc>
       </w:tr>
@@ -819,7 +940,10 @@
               <w:spacing w:after="0"/>
             </w:pPr>
             <w:r>
-              <w:t>capacite d'ecoute vis-a-vis du client ou des membres de l'etude</w:t>
+              <w:rPr>
+                <w:lang w:val="fr-FR" w:eastAsia="fr-FR" w:bidi="fr-FR"/>
+              </w:rPr>
+              <w:t>capacite d'ecoute vis-a-vis du client ou des membres de l'étude</w:t>
             </w:r>
           </w:p>
         </w:tc>
@@ -833,7 +957,10 @@
               <w:spacing w:after="0"/>
             </w:pPr>
             <w:r>
-              <w:t>La posture professionnelle, l'ecoute et la pertinence du conseil sont observables.</w:t>
+              <w:rPr>
+                <w:lang w:val="fr-FR" w:eastAsia="fr-FR" w:bidi="fr-FR"/>
+              </w:rPr>
+              <w:t>La posture professionnelle, l'écoute et la pertinence du conseil sont observables.</w:t>
             </w:r>
           </w:p>
         </w:tc>
@@ -847,7 +974,11 @@
               <w:spacing w:after="0"/>
               <w:jc w:val="center"/>
             </w:pPr>
-            <w:r/>
+            <w:r>
+              <w:rPr>
+                <w:lang w:val="fr-FR" w:eastAsia="fr-FR" w:bidi="fr-FR"/>
+              </w:rPr>
+            </w:r>
           </w:p>
         </w:tc>
         <w:tc>
@@ -860,7 +991,11 @@
               <w:spacing w:after="0"/>
               <w:jc w:val="center"/>
             </w:pPr>
-            <w:r/>
+            <w:r>
+              <w:rPr>
+                <w:lang w:val="fr-FR" w:eastAsia="fr-FR" w:bidi="fr-FR"/>
+              </w:rPr>
+            </w:r>
           </w:p>
         </w:tc>
         <w:tc>
@@ -873,7 +1008,11 @@
               <w:spacing w:after="0"/>
               <w:jc w:val="center"/>
             </w:pPr>
-            <w:r/>
+            <w:r>
+              <w:rPr>
+                <w:lang w:val="fr-FR" w:eastAsia="fr-FR" w:bidi="fr-FR"/>
+              </w:rPr>
+            </w:r>
           </w:p>
         </w:tc>
         <w:tc>
@@ -886,7 +1025,11 @@
               <w:spacing w:after="0"/>
               <w:jc w:val="center"/>
             </w:pPr>
-            <w:r/>
+            <w:r>
+              <w:rPr>
+                <w:lang w:val="fr-FR" w:eastAsia="fr-FR" w:bidi="fr-FR"/>
+              </w:rPr>
+            </w:r>
           </w:p>
         </w:tc>
         <w:tc>
@@ -898,7 +1041,11 @@
             <w:pPr>
               <w:spacing w:after="0"/>
             </w:pPr>
-            <w:r/>
+            <w:r>
+              <w:rPr>
+                <w:lang w:val="fr-FR" w:eastAsia="fr-FR" w:bidi="fr-FR"/>
+              </w:rPr>
+            </w:r>
           </w:p>
         </w:tc>
       </w:tr>
@@ -913,7 +1060,10 @@
               <w:spacing w:after="0"/>
             </w:pPr>
             <w:r>
-              <w:t>organisation et collaboration au sein de l'etude</w:t>
+              <w:rPr>
+                <w:lang w:val="fr-FR" w:eastAsia="fr-FR" w:bidi="fr-FR"/>
+              </w:rPr>
+              <w:t>organisation et collaboration au sein de l'étude</w:t>
             </w:r>
           </w:p>
         </w:tc>
@@ -927,6 +1077,9 @@
               <w:spacing w:after="0"/>
             </w:pPr>
             <w:r>
+              <w:rPr>
+                <w:lang w:val="fr-FR" w:eastAsia="fr-FR" w:bidi="fr-FR"/>
+              </w:rPr>
               <w:t>L'organisation du travail, le suivi et la coordination des actions sont explicites.</w:t>
             </w:r>
           </w:p>
@@ -941,7 +1094,11 @@
               <w:spacing w:after="0"/>
               <w:jc w:val="center"/>
             </w:pPr>
-            <w:r/>
+            <w:r>
+              <w:rPr>
+                <w:lang w:val="fr-FR" w:eastAsia="fr-FR" w:bidi="fr-FR"/>
+              </w:rPr>
+            </w:r>
           </w:p>
         </w:tc>
         <w:tc>
@@ -954,7 +1111,11 @@
               <w:spacing w:after="0"/>
               <w:jc w:val="center"/>
             </w:pPr>
-            <w:r/>
+            <w:r>
+              <w:rPr>
+                <w:lang w:val="fr-FR" w:eastAsia="fr-FR" w:bidi="fr-FR"/>
+              </w:rPr>
+            </w:r>
           </w:p>
         </w:tc>
         <w:tc>
@@ -967,7 +1128,11 @@
               <w:spacing w:after="0"/>
               <w:jc w:val="center"/>
             </w:pPr>
-            <w:r/>
+            <w:r>
+              <w:rPr>
+                <w:lang w:val="fr-FR" w:eastAsia="fr-FR" w:bidi="fr-FR"/>
+              </w:rPr>
+            </w:r>
           </w:p>
         </w:tc>
         <w:tc>
@@ -980,7 +1145,11 @@
               <w:spacing w:after="0"/>
               <w:jc w:val="center"/>
             </w:pPr>
-            <w:r/>
+            <w:r>
+              <w:rPr>
+                <w:lang w:val="fr-FR" w:eastAsia="fr-FR" w:bidi="fr-FR"/>
+              </w:rPr>
+            </w:r>
           </w:p>
         </w:tc>
         <w:tc>
@@ -992,7 +1161,11 @@
             <w:pPr>
               <w:spacing w:after="0"/>
             </w:pPr>
-            <w:r/>
+            <w:r>
+              <w:rPr>
+                <w:lang w:val="fr-FR" w:eastAsia="fr-FR" w:bidi="fr-FR"/>
+              </w:rPr>
+            </w:r>
           </w:p>
         </w:tc>
       </w:tr>
@@ -1007,6 +1180,9 @@
               <w:spacing w:after="0"/>
             </w:pPr>
             <w:r>
+              <w:rPr>
+                <w:lang w:val="fr-FR" w:eastAsia="fr-FR" w:bidi="fr-FR"/>
+              </w:rPr>
               <w:t>rigueur dans la constitution et le suivi d'un dossier client et des formalites</w:t>
             </w:r>
           </w:p>
@@ -1021,7 +1197,10 @@
               <w:spacing w:after="0"/>
             </w:pPr>
             <w:r>
-              <w:t>Support lisible, structure, coherent avec l'epreuve et directement exploitable pour l'evaluation.</w:t>
+              <w:rPr>
+                <w:lang w:val="fr-FR" w:eastAsia="fr-FR" w:bidi="fr-FR"/>
+              </w:rPr>
+              <w:t>Support lisible, structuré, cohérent avec l'épreuve et directement exploitable pour l'évaluation.</w:t>
             </w:r>
           </w:p>
         </w:tc>
@@ -1035,7 +1214,11 @@
               <w:spacing w:after="0"/>
               <w:jc w:val="center"/>
             </w:pPr>
-            <w:r/>
+            <w:r>
+              <w:rPr>
+                <w:lang w:val="fr-FR" w:eastAsia="fr-FR" w:bidi="fr-FR"/>
+              </w:rPr>
+            </w:r>
           </w:p>
         </w:tc>
         <w:tc>
@@ -1048,7 +1231,11 @@
               <w:spacing w:after="0"/>
               <w:jc w:val="center"/>
             </w:pPr>
-            <w:r/>
+            <w:r>
+              <w:rPr>
+                <w:lang w:val="fr-FR" w:eastAsia="fr-FR" w:bidi="fr-FR"/>
+              </w:rPr>
+            </w:r>
           </w:p>
         </w:tc>
         <w:tc>
@@ -1061,7 +1248,11 @@
               <w:spacing w:after="0"/>
               <w:jc w:val="center"/>
             </w:pPr>
-            <w:r/>
+            <w:r>
+              <w:rPr>
+                <w:lang w:val="fr-FR" w:eastAsia="fr-FR" w:bidi="fr-FR"/>
+              </w:rPr>
+            </w:r>
           </w:p>
         </w:tc>
         <w:tc>
@@ -1074,7 +1265,11 @@
               <w:spacing w:after="0"/>
               <w:jc w:val="center"/>
             </w:pPr>
-            <w:r/>
+            <w:r>
+              <w:rPr>
+                <w:lang w:val="fr-FR" w:eastAsia="fr-FR" w:bidi="fr-FR"/>
+              </w:rPr>
+            </w:r>
           </w:p>
         </w:tc>
         <w:tc>
@@ -1086,7 +1281,11 @@
             <w:pPr>
               <w:spacing w:after="0"/>
             </w:pPr>
-            <w:r/>
+            <w:r>
+              <w:rPr>
+                <w:lang w:val="fr-FR" w:eastAsia="fr-FR" w:bidi="fr-FR"/>
+              </w:rPr>
+            </w:r>
           </w:p>
         </w:tc>
       </w:tr>
@@ -1101,6 +1300,9 @@
               <w:spacing w:after="0"/>
             </w:pPr>
             <w:r>
+              <w:rPr>
+                <w:lang w:val="fr-FR" w:eastAsia="fr-FR" w:bidi="fr-FR"/>
+              </w:rPr>
               <w:t>capacite a structurer un projet d'acte simple et a en identifier les clauses pertinentes</w:t>
             </w:r>
           </w:p>
@@ -1115,6 +1317,9 @@
               <w:spacing w:after="0"/>
             </w:pPr>
             <w:r>
+              <w:rPr>
+                <w:lang w:val="fr-FR" w:eastAsia="fr-FR" w:bidi="fr-FR"/>
+              </w:rPr>
               <w:t>L'organisation du travail, le suivi et la coordination des actions sont explicites.</w:t>
             </w:r>
           </w:p>
@@ -1129,7 +1334,11 @@
               <w:spacing w:after="0"/>
               <w:jc w:val="center"/>
             </w:pPr>
-            <w:r/>
+            <w:r>
+              <w:rPr>
+                <w:lang w:val="fr-FR" w:eastAsia="fr-FR" w:bidi="fr-FR"/>
+              </w:rPr>
+            </w:r>
           </w:p>
         </w:tc>
         <w:tc>
@@ -1142,7 +1351,11 @@
               <w:spacing w:after="0"/>
               <w:jc w:val="center"/>
             </w:pPr>
-            <w:r/>
+            <w:r>
+              <w:rPr>
+                <w:lang w:val="fr-FR" w:eastAsia="fr-FR" w:bidi="fr-FR"/>
+              </w:rPr>
+            </w:r>
           </w:p>
         </w:tc>
         <w:tc>
@@ -1155,7 +1368,11 @@
               <w:spacing w:after="0"/>
               <w:jc w:val="center"/>
             </w:pPr>
-            <w:r/>
+            <w:r>
+              <w:rPr>
+                <w:lang w:val="fr-FR" w:eastAsia="fr-FR" w:bidi="fr-FR"/>
+              </w:rPr>
+            </w:r>
           </w:p>
         </w:tc>
         <w:tc>
@@ -1168,7 +1385,11 @@
               <w:spacing w:after="0"/>
               <w:jc w:val="center"/>
             </w:pPr>
-            <w:r/>
+            <w:r>
+              <w:rPr>
+                <w:lang w:val="fr-FR" w:eastAsia="fr-FR" w:bidi="fr-FR"/>
+              </w:rPr>
+            </w:r>
           </w:p>
         </w:tc>
         <w:tc>
@@ -1180,7 +1401,11 @@
             <w:pPr>
               <w:spacing w:after="0"/>
             </w:pPr>
-            <w:r/>
+            <w:r>
+              <w:rPr>
+                <w:lang w:val="fr-FR" w:eastAsia="fr-FR" w:bidi="fr-FR"/>
+              </w:rPr>
+            </w:r>
           </w:p>
         </w:tc>
       </w:tr>
@@ -1195,6 +1420,9 @@
               <w:spacing w:after="0"/>
             </w:pPr>
             <w:r>
+              <w:rPr>
+                <w:lang w:val="fr-FR" w:eastAsia="fr-FR" w:bidi="fr-FR"/>
+              </w:rPr>
               <w:t>capacite d'adaptation et de reaction face aux difficultes</w:t>
             </w:r>
           </w:p>
@@ -1209,7 +1437,10 @@
               <w:spacing w:after="0"/>
             </w:pPr>
             <w:r>
-              <w:t>Elements observables explicitables dans le support ecrit et confirmables lors de l'entretien.</w:t>
+              <w:rPr>
+                <w:lang w:val="fr-FR" w:eastAsia="fr-FR" w:bidi="fr-FR"/>
+              </w:rPr>
+              <w:t>Éléments observables explicitables dans le support écrit et confirmables lors de l'entretien.</w:t>
             </w:r>
           </w:p>
         </w:tc>
@@ -1223,7 +1454,11 @@
               <w:spacing w:after="0"/>
               <w:jc w:val="center"/>
             </w:pPr>
-            <w:r/>
+            <w:r>
+              <w:rPr>
+                <w:lang w:val="fr-FR" w:eastAsia="fr-FR" w:bidi="fr-FR"/>
+              </w:rPr>
+            </w:r>
           </w:p>
         </w:tc>
         <w:tc>
@@ -1236,7 +1471,11 @@
               <w:spacing w:after="0"/>
               <w:jc w:val="center"/>
             </w:pPr>
-            <w:r/>
+            <w:r>
+              <w:rPr>
+                <w:lang w:val="fr-FR" w:eastAsia="fr-FR" w:bidi="fr-FR"/>
+              </w:rPr>
+            </w:r>
           </w:p>
         </w:tc>
         <w:tc>
@@ -1249,7 +1488,11 @@
               <w:spacing w:after="0"/>
               <w:jc w:val="center"/>
             </w:pPr>
-            <w:r/>
+            <w:r>
+              <w:rPr>
+                <w:lang w:val="fr-FR" w:eastAsia="fr-FR" w:bidi="fr-FR"/>
+              </w:rPr>
+            </w:r>
           </w:p>
         </w:tc>
         <w:tc>
@@ -1262,7 +1505,11 @@
               <w:spacing w:after="0"/>
               <w:jc w:val="center"/>
             </w:pPr>
-            <w:r/>
+            <w:r>
+              <w:rPr>
+                <w:lang w:val="fr-FR" w:eastAsia="fr-FR" w:bidi="fr-FR"/>
+              </w:rPr>
+            </w:r>
           </w:p>
         </w:tc>
         <w:tc>
@@ -1274,7 +1521,11 @@
             <w:pPr>
               <w:spacing w:after="0"/>
             </w:pPr>
-            <w:r/>
+            <w:r>
+              <w:rPr>
+                <w:lang w:val="fr-FR" w:eastAsia="fr-FR" w:bidi="fr-FR"/>
+              </w:rPr>
+            </w:r>
           </w:p>
         </w:tc>
       </w:tr>
@@ -1289,6 +1540,9 @@
               <w:spacing w:after="0"/>
             </w:pPr>
             <w:r>
+              <w:rPr>
+                <w:lang w:val="fr-FR" w:eastAsia="fr-FR" w:bidi="fr-FR"/>
+              </w:rPr>
               <w:t>Maîtrise de la communication (vocabulaire adapté, écoute active, adaptabilité, pouvoir de conviction)</w:t>
             </w:r>
           </w:p>
@@ -1303,7 +1557,10 @@
               <w:spacing w:after="0"/>
             </w:pPr>
             <w:r>
-              <w:t>Expression claire, structuree, argumentee et adaptee au questionnement du jury.</w:t>
+              <w:rPr>
+                <w:lang w:val="fr-FR" w:eastAsia="fr-FR" w:bidi="fr-FR"/>
+              </w:rPr>
+              <w:t>Expression claire, structurée, argumentée et adaptée au questionnement du jury.</w:t>
             </w:r>
           </w:p>
         </w:tc>
@@ -1317,7 +1574,11 @@
               <w:spacing w:after="0"/>
               <w:jc w:val="center"/>
             </w:pPr>
-            <w:r/>
+            <w:r>
+              <w:rPr>
+                <w:lang w:val="fr-FR" w:eastAsia="fr-FR" w:bidi="fr-FR"/>
+              </w:rPr>
+            </w:r>
           </w:p>
         </w:tc>
         <w:tc>
@@ -1330,7 +1591,11 @@
               <w:spacing w:after="0"/>
               <w:jc w:val="center"/>
             </w:pPr>
-            <w:r/>
+            <w:r>
+              <w:rPr>
+                <w:lang w:val="fr-FR" w:eastAsia="fr-FR" w:bidi="fr-FR"/>
+              </w:rPr>
+            </w:r>
           </w:p>
         </w:tc>
         <w:tc>
@@ -1343,7 +1608,11 @@
               <w:spacing w:after="0"/>
               <w:jc w:val="center"/>
             </w:pPr>
-            <w:r/>
+            <w:r>
+              <w:rPr>
+                <w:lang w:val="fr-FR" w:eastAsia="fr-FR" w:bidi="fr-FR"/>
+              </w:rPr>
+            </w:r>
           </w:p>
         </w:tc>
         <w:tc>
@@ -1356,7 +1625,11 @@
               <w:spacing w:after="0"/>
               <w:jc w:val="center"/>
             </w:pPr>
-            <w:r/>
+            <w:r>
+              <w:rPr>
+                <w:lang w:val="fr-FR" w:eastAsia="fr-FR" w:bidi="fr-FR"/>
+              </w:rPr>
+            </w:r>
           </w:p>
         </w:tc>
         <w:tc>
@@ -1368,7 +1641,11 @@
             <w:pPr>
               <w:spacing w:after="0"/>
             </w:pPr>
-            <w:r/>
+            <w:r>
+              <w:rPr>
+                <w:lang w:val="fr-FR" w:eastAsia="fr-FR" w:bidi="fr-FR"/>
+              </w:rPr>
+            </w:r>
           </w:p>
         </w:tc>
       </w:tr>
@@ -1383,6 +1660,9 @@
               <w:spacing w:after="0"/>
             </w:pPr>
             <w:r>
+              <w:rPr>
+                <w:lang w:val="fr-FR" w:eastAsia="fr-FR" w:bidi="fr-FR"/>
+              </w:rPr>
               <w:t>Utilisation pertinente des documents</w:t>
             </w:r>
           </w:p>
@@ -1397,7 +1677,10 @@
               <w:spacing w:after="0"/>
             </w:pPr>
             <w:r>
-              <w:t>Elements observables explicitables dans le support ecrit et confirmables lors de l'entretien.</w:t>
+              <w:rPr>
+                <w:lang w:val="fr-FR" w:eastAsia="fr-FR" w:bidi="fr-FR"/>
+              </w:rPr>
+              <w:t>Éléments observables explicitables dans le support écrit et confirmables lors de l'entretien.</w:t>
             </w:r>
           </w:p>
         </w:tc>
@@ -1411,7 +1694,11 @@
               <w:spacing w:after="0"/>
               <w:jc w:val="center"/>
             </w:pPr>
-            <w:r/>
+            <w:r>
+              <w:rPr>
+                <w:lang w:val="fr-FR" w:eastAsia="fr-FR" w:bidi="fr-FR"/>
+              </w:rPr>
+            </w:r>
           </w:p>
         </w:tc>
         <w:tc>
@@ -1424,7 +1711,11 @@
               <w:spacing w:after="0"/>
               <w:jc w:val="center"/>
             </w:pPr>
-            <w:r/>
+            <w:r>
+              <w:rPr>
+                <w:lang w:val="fr-FR" w:eastAsia="fr-FR" w:bidi="fr-FR"/>
+              </w:rPr>
+            </w:r>
           </w:p>
         </w:tc>
         <w:tc>
@@ -1437,7 +1728,11 @@
               <w:spacing w:after="0"/>
               <w:jc w:val="center"/>
             </w:pPr>
-            <w:r/>
+            <w:r>
+              <w:rPr>
+                <w:lang w:val="fr-FR" w:eastAsia="fr-FR" w:bidi="fr-FR"/>
+              </w:rPr>
+            </w:r>
           </w:p>
         </w:tc>
         <w:tc>
@@ -1450,7 +1745,11 @@
               <w:spacing w:after="0"/>
               <w:jc w:val="center"/>
             </w:pPr>
-            <w:r/>
+            <w:r>
+              <w:rPr>
+                <w:lang w:val="fr-FR" w:eastAsia="fr-FR" w:bidi="fr-FR"/>
+              </w:rPr>
+            </w:r>
           </w:p>
         </w:tc>
         <w:tc>
@@ -1462,7 +1761,11 @@
             <w:pPr>
               <w:spacing w:after="0"/>
             </w:pPr>
-            <w:r/>
+            <w:r>
+              <w:rPr>
+                <w:lang w:val="fr-FR" w:eastAsia="fr-FR" w:bidi="fr-FR"/>
+              </w:rPr>
+            </w:r>
           </w:p>
         </w:tc>
       </w:tr>
@@ -1477,6 +1780,9 @@
               <w:spacing w:after="0"/>
             </w:pPr>
             <w:r>
+              <w:rPr>
+                <w:lang w:val="fr-FR" w:eastAsia="fr-FR" w:bidi="fr-FR"/>
+              </w:rPr>
               <w:t>Capacité à mobiliser les connaissances et compétences des unités U4 et U5</w:t>
             </w:r>
           </w:p>
@@ -1491,7 +1797,10 @@
               <w:spacing w:after="0"/>
             </w:pPr>
             <w:r>
-              <w:t>Elements observables explicitables dans le support ecrit et confirmables lors de l'entretien.</w:t>
+              <w:rPr>
+                <w:lang w:val="fr-FR" w:eastAsia="fr-FR" w:bidi="fr-FR"/>
+              </w:rPr>
+              <w:t>Éléments observables explicitables dans le support écrit et confirmables lors de l'entretien.</w:t>
             </w:r>
           </w:p>
         </w:tc>
@@ -1505,7 +1814,11 @@
               <w:spacing w:after="0"/>
               <w:jc w:val="center"/>
             </w:pPr>
-            <w:r/>
+            <w:r>
+              <w:rPr>
+                <w:lang w:val="fr-FR" w:eastAsia="fr-FR" w:bidi="fr-FR"/>
+              </w:rPr>
+            </w:r>
           </w:p>
         </w:tc>
         <w:tc>
@@ -1518,7 +1831,11 @@
               <w:spacing w:after="0"/>
               <w:jc w:val="center"/>
             </w:pPr>
-            <w:r/>
+            <w:r>
+              <w:rPr>
+                <w:lang w:val="fr-FR" w:eastAsia="fr-FR" w:bidi="fr-FR"/>
+              </w:rPr>
+            </w:r>
           </w:p>
         </w:tc>
         <w:tc>
@@ -1531,7 +1848,11 @@
               <w:spacing w:after="0"/>
               <w:jc w:val="center"/>
             </w:pPr>
-            <w:r/>
+            <w:r>
+              <w:rPr>
+                <w:lang w:val="fr-FR" w:eastAsia="fr-FR" w:bidi="fr-FR"/>
+              </w:rPr>
+            </w:r>
           </w:p>
         </w:tc>
         <w:tc>
@@ -1544,7 +1865,11 @@
               <w:spacing w:after="0"/>
               <w:jc w:val="center"/>
             </w:pPr>
-            <w:r/>
+            <w:r>
+              <w:rPr>
+                <w:lang w:val="fr-FR" w:eastAsia="fr-FR" w:bidi="fr-FR"/>
+              </w:rPr>
+            </w:r>
           </w:p>
         </w:tc>
         <w:tc>
@@ -1556,7 +1881,11 @@
             <w:pPr>
               <w:spacing w:after="0"/>
             </w:pPr>
-            <w:r/>
+            <w:r>
+              <w:rPr>
+                <w:lang w:val="fr-FR" w:eastAsia="fr-FR" w:bidi="fr-FR"/>
+              </w:rPr>
+            </w:r>
           </w:p>
         </w:tc>
       </w:tr>
@@ -1571,6 +1900,9 @@
               <w:spacing w:after="0"/>
             </w:pPr>
             <w:r>
+              <w:rPr>
+                <w:lang w:val="fr-FR" w:eastAsia="fr-FR" w:bidi="fr-FR"/>
+              </w:rPr>
               <w:t>Aptitude à justifier la démarche et les choix</w:t>
             </w:r>
           </w:p>
@@ -1585,7 +1917,10 @@
               <w:spacing w:after="0"/>
             </w:pPr>
             <w:r>
-              <w:t>Les choix, contraintes, resultats et eventuels ecarts sont analyses avec recul professionnel.</w:t>
+              <w:rPr>
+                <w:lang w:val="fr-FR" w:eastAsia="fr-FR" w:bidi="fr-FR"/>
+              </w:rPr>
+              <w:t>Les choix, contraintes, résultats et éventuels écarts sont analysés avec recul professionnel.</w:t>
             </w:r>
           </w:p>
         </w:tc>
@@ -1599,7 +1934,11 @@
               <w:spacing w:after="0"/>
               <w:jc w:val="center"/>
             </w:pPr>
-            <w:r/>
+            <w:r>
+              <w:rPr>
+                <w:lang w:val="fr-FR" w:eastAsia="fr-FR" w:bidi="fr-FR"/>
+              </w:rPr>
+            </w:r>
           </w:p>
         </w:tc>
         <w:tc>
@@ -1612,7 +1951,11 @@
               <w:spacing w:after="0"/>
               <w:jc w:val="center"/>
             </w:pPr>
-            <w:r/>
+            <w:r>
+              <w:rPr>
+                <w:lang w:val="fr-FR" w:eastAsia="fr-FR" w:bidi="fr-FR"/>
+              </w:rPr>
+            </w:r>
           </w:p>
         </w:tc>
         <w:tc>
@@ -1625,7 +1968,11 @@
               <w:spacing w:after="0"/>
               <w:jc w:val="center"/>
             </w:pPr>
-            <w:r/>
+            <w:r>
+              <w:rPr>
+                <w:lang w:val="fr-FR" w:eastAsia="fr-FR" w:bidi="fr-FR"/>
+              </w:rPr>
+            </w:r>
           </w:p>
         </w:tc>
         <w:tc>
@@ -1638,7 +1985,11 @@
               <w:spacing w:after="0"/>
               <w:jc w:val="center"/>
             </w:pPr>
-            <w:r/>
+            <w:r>
+              <w:rPr>
+                <w:lang w:val="fr-FR" w:eastAsia="fr-FR" w:bidi="fr-FR"/>
+              </w:rPr>
+            </w:r>
           </w:p>
         </w:tc>
         <w:tc>
@@ -1650,7 +2001,11 @@
             <w:pPr>
               <w:spacing w:after="0"/>
             </w:pPr>
-            <w:r/>
+            <w:r>
+              <w:rPr>
+                <w:lang w:val="fr-FR" w:eastAsia="fr-FR" w:bidi="fr-FR"/>
+              </w:rPr>
+            </w:r>
           </w:p>
         </w:tc>
       </w:tr>
@@ -1665,6 +2020,9 @@
               <w:spacing w:after="0"/>
             </w:pPr>
             <w:r>
+              <w:rPr>
+                <w:lang w:val="fr-FR" w:eastAsia="fr-FR" w:bidi="fr-FR"/>
+              </w:rPr>
               <w:t>Rigueur dans l'organisation et le suivi d'un dossier</w:t>
             </w:r>
           </w:p>
@@ -1679,7 +2037,10 @@
               <w:spacing w:after="0"/>
             </w:pPr>
             <w:r>
-              <w:t>Support lisible, structure, coherent avec l'epreuve et directement exploitable pour l'evaluation.</w:t>
+              <w:rPr>
+                <w:lang w:val="fr-FR" w:eastAsia="fr-FR" w:bidi="fr-FR"/>
+              </w:rPr>
+              <w:t>Support lisible, structuré, cohérent avec l'épreuve et directement exploitable pour l'évaluation.</w:t>
             </w:r>
           </w:p>
         </w:tc>
@@ -1693,7 +2054,11 @@
               <w:spacing w:after="0"/>
               <w:jc w:val="center"/>
             </w:pPr>
-            <w:r/>
+            <w:r>
+              <w:rPr>
+                <w:lang w:val="fr-FR" w:eastAsia="fr-FR" w:bidi="fr-FR"/>
+              </w:rPr>
+            </w:r>
           </w:p>
         </w:tc>
         <w:tc>
@@ -1706,7 +2071,11 @@
               <w:spacing w:after="0"/>
               <w:jc w:val="center"/>
             </w:pPr>
-            <w:r/>
+            <w:r>
+              <w:rPr>
+                <w:lang w:val="fr-FR" w:eastAsia="fr-FR" w:bidi="fr-FR"/>
+              </w:rPr>
+            </w:r>
           </w:p>
         </w:tc>
         <w:tc>
@@ -1719,7 +2088,11 @@
               <w:spacing w:after="0"/>
               <w:jc w:val="center"/>
             </w:pPr>
-            <w:r/>
+            <w:r>
+              <w:rPr>
+                <w:lang w:val="fr-FR" w:eastAsia="fr-FR" w:bidi="fr-FR"/>
+              </w:rPr>
+            </w:r>
           </w:p>
         </w:tc>
         <w:tc>
@@ -1732,7 +2105,11 @@
               <w:spacing w:after="0"/>
               <w:jc w:val="center"/>
             </w:pPr>
-            <w:r/>
+            <w:r>
+              <w:rPr>
+                <w:lang w:val="fr-FR" w:eastAsia="fr-FR" w:bidi="fr-FR"/>
+              </w:rPr>
+            </w:r>
           </w:p>
         </w:tc>
         <w:tc>
@@ -1744,7 +2121,11 @@
             <w:pPr>
               <w:spacing w:after="0"/>
             </w:pPr>
-            <w:r/>
+            <w:r>
+              <w:rPr>
+                <w:lang w:val="fr-FR" w:eastAsia="fr-FR" w:bidi="fr-FR"/>
+              </w:rPr>
+            </w:r>
           </w:p>
         </w:tc>
       </w:tr>
@@ -1759,6 +2140,9 @@
               <w:spacing w:after="0"/>
             </w:pPr>
             <w:r>
+              <w:rPr>
+                <w:lang w:val="fr-FR" w:eastAsia="fr-FR" w:bidi="fr-FR"/>
+              </w:rPr>
               <w:t>Adaptabilité et réactivité aux exigences professionnelles</w:t>
             </w:r>
           </w:p>
@@ -1773,7 +2157,10 @@
               <w:spacing w:after="0"/>
             </w:pPr>
             <w:r>
-              <w:t>Elements observables explicitables dans le support ecrit et confirmables lors de l'entretien.</w:t>
+              <w:rPr>
+                <w:lang w:val="fr-FR" w:eastAsia="fr-FR" w:bidi="fr-FR"/>
+              </w:rPr>
+              <w:t>Éléments observables explicitables dans le support écrit et confirmables lors de l'entretien.</w:t>
             </w:r>
           </w:p>
         </w:tc>
@@ -1787,7 +2174,11 @@
               <w:spacing w:after="0"/>
               <w:jc w:val="center"/>
             </w:pPr>
-            <w:r/>
+            <w:r>
+              <w:rPr>
+                <w:lang w:val="fr-FR" w:eastAsia="fr-FR" w:bidi="fr-FR"/>
+              </w:rPr>
+            </w:r>
           </w:p>
         </w:tc>
         <w:tc>
@@ -1800,7 +2191,11 @@
               <w:spacing w:after="0"/>
               <w:jc w:val="center"/>
             </w:pPr>
-            <w:r/>
+            <w:r>
+              <w:rPr>
+                <w:lang w:val="fr-FR" w:eastAsia="fr-FR" w:bidi="fr-FR"/>
+              </w:rPr>
+            </w:r>
           </w:p>
         </w:tc>
         <w:tc>
@@ -1813,7 +2208,11 @@
               <w:spacing w:after="0"/>
               <w:jc w:val="center"/>
             </w:pPr>
-            <w:r/>
+            <w:r>
+              <w:rPr>
+                <w:lang w:val="fr-FR" w:eastAsia="fr-FR" w:bidi="fr-FR"/>
+              </w:rPr>
+            </w:r>
           </w:p>
         </w:tc>
         <w:tc>
@@ -1826,7 +2225,11 @@
               <w:spacing w:after="0"/>
               <w:jc w:val="center"/>
             </w:pPr>
-            <w:r/>
+            <w:r>
+              <w:rPr>
+                <w:lang w:val="fr-FR" w:eastAsia="fr-FR" w:bidi="fr-FR"/>
+              </w:rPr>
+            </w:r>
           </w:p>
         </w:tc>
         <w:tc>
@@ -1838,7 +2241,11 @@
             <w:pPr>
               <w:spacing w:after="0"/>
             </w:pPr>
-            <w:r/>
+            <w:r>
+              <w:rPr>
+                <w:lang w:val="fr-FR" w:eastAsia="fr-FR" w:bidi="fr-FR"/>
+              </w:rPr>
+            </w:r>
           </w:p>
         </w:tc>
       </w:tr>
@@ -1848,8 +2255,9 @@
       <w:r>
         <w:rPr>
           <w:b/>
+          <w:lang w:val="fr-FR" w:eastAsia="fr-FR" w:bidi="fr-FR"/>
         </w:rPr>
-        <w:t>Appreciation synthetique</w:t>
+        <w:t>Appréciation synthétique</w:t>
       </w:r>
     </w:p>
     <w:tbl>
@@ -1873,8 +2281,9 @@
             <w:r>
               <w:rPr>
                 <w:b/>
+                <w:lang w:val="fr-FR" w:eastAsia="fr-FR" w:bidi="fr-FR"/>
               </w:rPr>
-              <w:t>Points forts observes</w:t>
+              <w:t>Points forts observés</w:t>
             </w:r>
           </w:p>
         </w:tc>
@@ -1883,7 +2292,11 @@
             <w:tcW w:type="dxa" w:w="10658"/>
           </w:tcPr>
           <w:p>
-            <w:r/>
+            <w:r>
+              <w:rPr>
+                <w:lang w:val="fr-FR" w:eastAsia="fr-FR" w:bidi="fr-FR"/>
+              </w:rPr>
+            </w:r>
           </w:p>
         </w:tc>
       </w:tr>
@@ -1897,6 +2310,7 @@
             <w:r>
               <w:rPr>
                 <w:b/>
+                <w:lang w:val="fr-FR" w:eastAsia="fr-FR" w:bidi="fr-FR"/>
               </w:rPr>
               <w:t>Axes de progression / vigilance</w:t>
             </w:r>
@@ -1907,7 +2321,11 @@
             <w:tcW w:type="dxa" w:w="10658"/>
           </w:tcPr>
           <w:p>
-            <w:r/>
+            <w:r>
+              <w:rPr>
+                <w:lang w:val="fr-FR" w:eastAsia="fr-FR" w:bidi="fr-FR"/>
+              </w:rPr>
+            </w:r>
           </w:p>
         </w:tc>
       </w:tr>
@@ -1921,8 +2339,9 @@
             <w:r>
               <w:rPr>
                 <w:b/>
+                <w:lang w:val="fr-FR" w:eastAsia="fr-FR" w:bidi="fr-FR"/>
               </w:rPr>
-              <w:t>Decision / note / positionnement local</w:t>
+              <w:t>Décision / note / positionnement local</w:t>
             </w:r>
           </w:p>
         </w:tc>
@@ -1931,7 +2350,11 @@
             <w:tcW w:type="dxa" w:w="10658"/>
           </w:tcPr>
           <w:p>
-            <w:r/>
+            <w:r>
+              <w:rPr>
+                <w:lang w:val="fr-FR" w:eastAsia="fr-FR" w:bidi="fr-FR"/>
+              </w:rPr>
+            </w:r>
           </w:p>
         </w:tc>
       </w:tr>
@@ -1941,17 +2364,24 @@
       <w:r>
         <w:rPr>
           <w:b/>
+          <w:lang w:val="fr-FR" w:eastAsia="fr-FR" w:bidi="fr-FR"/>
         </w:rPr>
         <w:t>Fondement et sources de reconstitution</w:t>
       </w:r>
     </w:p>
     <w:p>
       <w:r>
+        <w:rPr>
+          <w:lang w:val="fr-FR" w:eastAsia="fr-FR" w:bidi="fr-FR"/>
+        </w:rPr>
         <w:t>Grille publique CCF E4 du BTS Collaborateur juriste notarial, utilisee comme reconstruction du diplome successeur du BTS Notariat.</w:t>
       </w:r>
     </w:p>
     <w:p>
       <w:r>
+        <w:rPr>
+          <w:lang w:val="fr-FR" w:eastAsia="fr-FR" w:bidi="fr-FR"/>
+        </w:rPr>
         <w:t>La grille d'aide à l'évaluation de l'épreuve E6 du BTS Notariat (session 2021) est disponible et détaille les critères d'évaluation pour la communication et le professionnalisme/compétences techniques.</w:t>
       </w:r>
     </w:p>
@@ -1959,22 +2389,25 @@
       <w:r>
         <w:rPr>
           <w:sz w:val="17"/>
+          <w:lang w:val="fr-FR" w:eastAsia="fr-FR" w:bidi="fr-FR"/>
         </w:rPr>
-        <w:t>Referentiel : https://www.legifrance.gouv.fr/loda/id/JORFTEXT000044966267</w:t>
+        <w:t>Référentiel : https://www.legifrance.gouv.fr/loda/id/JORFTEXT000044966267</w:t>
       </w:r>
     </w:p>
     <w:p>
       <w:r>
         <w:rPr>
           <w:sz w:val="17"/>
+          <w:lang w:val="fr-FR" w:eastAsia="fr-FR" w:bidi="fr-FR"/>
         </w:rPr>
-        <w:t>Definition / modalites : https://www.education.gouv.fr/bo/BoAnnexes/2007/22/22.pdf</w:t>
+        <w:t>Définition / modalités : https://www.education.gouv.fr/bo/BoAnnexes/2007/22/22.pdf</w:t>
       </w:r>
     </w:p>
     <w:p>
       <w:r>
         <w:rPr>
           <w:sz w:val="17"/>
+          <w:lang w:val="fr-FR" w:eastAsia="fr-FR" w:bidi="fr-FR"/>
         </w:rPr>
         <w:t>Document jury : https://www.education.gouv.fr/bo/2007/22/MENS0753465A.htm</w:t>
       </w:r>
@@ -2355,6 +2788,7 @@
     <w:rPr>
       <w:rFonts w:ascii="Aptos" w:hAnsi="Aptos"/>
       <w:sz w:val="20"/>
+      <w:lang w:val="fr-FR" w:eastAsia="fr-FR" w:bidi="fr-FR"/>
     </w:rPr>
   </w:style>
   <w:style w:type="paragraph" w:styleId="Header">
